--- a/docs/lerngelegenheiten/LG_math-python/woche_02.docx
+++ b/docs/lerngelegenheiten/LG_math-python/woche_02.docx
@@ -44,55 +44,61 @@
         <w:t xml:space="preserve">18.07.2024</w:t>
       </w:r>
     </w:p>
-    <w:bookmarkStart w:id="20" w:name="gerade-oder-ungerade-zahl"/>
+    <w:bookmarkStart w:id="20" w:name="exr-line"/>
     <w:p>
       <w:pPr>
-        <w:pStyle w:val="Heading2"/>
-      </w:pPr>
-      <w:r>
-        <w:t xml:space="preserve">Gerade oder ungerade Zahl</w:t>
-      </w:r>
-    </w:p>
-    <w:p>
-      <w:pPr>
         <w:pStyle w:val="FirstParagraph"/>
       </w:pPr>
+      <w:r>
+        <w:rPr>
+          <w:bCs/>
+          <w:b/>
+        </w:rPr>
+        <w:t xml:space="preserve">Übungsaufgabe 1 (Gerade oder ungerade Zahl)</w:t>
+      </w:r>
+      <w:r>
+        <w:t xml:space="preserve"> </w:t>
+      </w:r>
       <w:r>
         <w:t xml:space="preserve">Schreibe ein Programm, das eine ganze Zahl als Eingabe nimmt und überprüft, ob die Zahl gerade oder ungerade ist.</w:t>
       </w:r>
     </w:p>
     <w:bookmarkEnd w:id="20"/>
-    <w:bookmarkStart w:id="21" w:name="positiv-negativ-oder-null"/>
+    <w:bookmarkStart w:id="21" w:name="exr-line"/>
     <w:p>
       <w:pPr>
-        <w:pStyle w:val="Heading2"/>
-      </w:pPr>
-      <w:r>
-        <w:t xml:space="preserve">Positiv, negativ oder null</w:t>
-      </w:r>
-    </w:p>
-    <w:p>
-      <w:pPr>
-        <w:pStyle w:val="FirstParagraph"/>
-      </w:pPr>
+        <w:pStyle w:val="BodyText"/>
+      </w:pPr>
+      <w:r>
+        <w:rPr>
+          <w:bCs/>
+          <w:b/>
+        </w:rPr>
+        <w:t xml:space="preserve">Übungsaufgabe 2 (Positiv, negativ oder null)</w:t>
+      </w:r>
+      <w:r>
+        <w:t xml:space="preserve"> </w:t>
+      </w:r>
       <w:r>
         <w:t xml:space="preserve">Schreibe ein Programm, das eine ganze Zahl als Eingabe nimmt und überprüft, ob die Zahl positiv, negativ oder null ist.</w:t>
       </w:r>
     </w:p>
     <w:bookmarkEnd w:id="21"/>
-    <w:bookmarkStart w:id="22" w:name="zahlenmengen"/>
+    <w:bookmarkStart w:id="22" w:name="exr-line"/>
     <w:p>
       <w:pPr>
-        <w:pStyle w:val="Heading2"/>
-      </w:pPr>
-      <w:r>
-        <w:t xml:space="preserve">Zahlenmengen</w:t>
-      </w:r>
-    </w:p>
-    <w:p>
-      <w:pPr>
-        <w:pStyle w:val="FirstParagraph"/>
-      </w:pPr>
+        <w:pStyle w:val="BodyText"/>
+      </w:pPr>
+      <w:r>
+        <w:rPr>
+          <w:bCs/>
+          <w:b/>
+        </w:rPr>
+        <w:t xml:space="preserve">Übungsaufgabe 3 (Zahlenmengen)</w:t>
+      </w:r>
+      <w:r>
+        <w:t xml:space="preserve"> </w:t>
+      </w:r>
       <w:r>
         <w:t xml:space="preserve">Schreiben Sie ein Programm, welches prüft, ob eine Zahl in</w:t>
       </w:r>
@@ -149,69 +155,73 @@
       </w:r>
     </w:p>
     <w:bookmarkEnd w:id="22"/>
-    <w:bookmarkStart w:id="23" w:name="mehrfache-von-drei-und-fünf"/>
+    <w:bookmarkStart w:id="23" w:name="exr-line"/>
     <w:p>
       <w:pPr>
-        <w:pStyle w:val="Heading2"/>
-      </w:pPr>
-      <w:r>
-        <w:t xml:space="preserve">Mehrfache von drei und fünf</w:t>
+        <w:pStyle w:val="BodyText"/>
+      </w:pPr>
+      <w:r>
+        <w:rPr>
+          <w:bCs/>
+          <w:b/>
+        </w:rPr>
+        <w:t xml:space="preserve">Übungsaufgabe 4 (Mehrfache von drei und fünf)</w:t>
+      </w:r>
+      <w:r>
+        <w:t xml:space="preserve"> </w:t>
+      </w:r>
+      <w:r>
+        <w:t xml:space="preserve">Schreibe ein Programm, das eine ganze Zahl als Eingabe nimmt und überprüft, ob die Zahl sowohl ein Vielfaches von 3 als auch von 5 ist.</w:t>
+      </w:r>
+    </w:p>
+    <w:bookmarkEnd w:id="23"/>
+    <w:bookmarkStart w:id="24" w:name="exr-line"/>
+    <w:p>
+      <w:pPr>
+        <w:pStyle w:val="BodyText"/>
+      </w:pPr>
+      <w:r>
+        <w:rPr>
+          <w:bCs/>
+          <w:b/>
+        </w:rPr>
+        <w:t xml:space="preserve">Übungsaufgabe 5 (Schaltjahr oder nicht)</w:t>
+      </w:r>
+      <w:r>
+        <w:t xml:space="preserve"> </w:t>
+      </w:r>
+      <w:r>
+        <w:t xml:space="preserve">Schreibe ein Programm, das ein Jahr als Eingabe nimmt und überprüft, ob es sich um ein Schaltjahr handelt.</w:t>
       </w:r>
     </w:p>
     <w:p>
       <w:pPr>
-        <w:pStyle w:val="FirstParagraph"/>
-      </w:pPr>
-      <w:r>
-        <w:t xml:space="preserve">Schreibe ein Programm, das eine ganze Zahl als Eingabe nimmt und überprüft, ob die Zahl sowohl ein Vielfaches von 3 als auch von 5 ist.</w:t>
-      </w:r>
-    </w:p>
-    <w:bookmarkEnd w:id="23"/>
-    <w:bookmarkStart w:id="24" w:name="schaltjahr-oder-nicht"/>
-    <w:p>
-      <w:pPr>
-        <w:pStyle w:val="Heading2"/>
-      </w:pPr>
-      <w:r>
-        <w:t xml:space="preserve">Schaltjahr oder nicht</w:t>
+        <w:pStyle w:val="BlockText"/>
+      </w:pPr>
+      <w:r>
+        <w:t xml:space="preserve">Die gregorianische Schalttagsregelung besteht aus folgenden drei einzelnen Regeln:</w:t>
+      </w:r>
+      <w:r>
+        <w:t xml:space="preserve"> </w:t>
+      </w:r>
+      <w:r>
+        <w:t xml:space="preserve">1. Die durch 4 ganzzahlig teilbaren Jahre sind, abgesehen von den folgenden Ausnahmen, Schaltjahre.</w:t>
+      </w:r>
+      <w:r>
+        <w:t xml:space="preserve"> </w:t>
+      </w:r>
+      <w:r>
+        <w:t xml:space="preserve">2. Säkularjahre, also die Jahre, die ein Jahrhundert abschließen (z.B. 1800, 1900, 2100 und 2200), sind, abgesehen von der folgenden Ausnahme, keine Schaltjahre.</w:t>
+      </w:r>
+      <w:r>
+        <w:t xml:space="preserve"> </w:t>
+      </w:r>
+      <w:r>
+        <w:t xml:space="preserve">3. Die durch 400 ganzzahlig teilbaren Säkularjahre, zum Beispiel das Jahr 2000, sind jedoch Schaltjahre.</w:t>
       </w:r>
     </w:p>
     <w:p>
       <w:pPr>
-        <w:pStyle w:val="FirstParagraph"/>
-      </w:pPr>
-      <w:r>
-        <w:t xml:space="preserve">Schreibe ein Programm, das ein Jahr als Eingabe nimmt und überprüft, ob es sich um ein Schaltjahr handelt.</w:t>
-      </w:r>
-    </w:p>
-    <w:p>
-      <w:pPr>
-        <w:pStyle w:val="BlockText"/>
-      </w:pPr>
-      <w:r>
-        <w:t xml:space="preserve">Die gregorianische Schalttagsregelung besteht aus folgenden drei einzelnen Regeln:</w:t>
-      </w:r>
-      <w:r>
-        <w:t xml:space="preserve"> </w:t>
-      </w:r>
-      <w:r>
-        <w:t xml:space="preserve">1. Die durch 4 ganzzahlig teilbaren Jahre sind, abgesehen von den folgenden Ausnahmen, Schaltjahre.</w:t>
-      </w:r>
-      <w:r>
-        <w:t xml:space="preserve"> </w:t>
-      </w:r>
-      <w:r>
-        <w:t xml:space="preserve">2. Säkularjahre, also die Jahre, die ein Jahrhundert abschließen (z.B. 1800, 1900, 2100 und 2200), sind, abgesehen von der folgenden Ausnahme, keine Schaltjahre.</w:t>
-      </w:r>
-      <w:r>
-        <w:t xml:space="preserve"> </w:t>
-      </w:r>
-      <w:r>
-        <w:t xml:space="preserve">3. Die durch 400 ganzzahlig teilbaren Säkularjahre, zum Beispiel das Jahr 2000, sind jedoch Schaltjahre.</w:t>
-      </w:r>
-    </w:p>
-    <w:p>
-      <w:pPr>
         <w:pStyle w:val="BlockText"/>
       </w:pPr>
       <w:r>
@@ -219,55 +229,61 @@
       </w:r>
     </w:p>
     <w:bookmarkEnd w:id="24"/>
-    <w:bookmarkStart w:id="25" w:name="abweichung"/>
+    <w:bookmarkStart w:id="25" w:name="exr-line"/>
     <w:p>
       <w:pPr>
-        <w:pStyle w:val="Heading2"/>
-      </w:pPr>
-      <w:r>
-        <w:t xml:space="preserve">Abweichung</w:t>
-      </w:r>
-    </w:p>
-    <w:p>
-      <w:pPr>
         <w:pStyle w:val="FirstParagraph"/>
       </w:pPr>
+      <w:r>
+        <w:rPr>
+          <w:bCs/>
+          <w:b/>
+        </w:rPr>
+        <w:t xml:space="preserve">Übungsaufgabe 6 (Abweichung)</w:t>
+      </w:r>
+      <w:r>
+        <w:t xml:space="preserve"> </w:t>
+      </w:r>
       <w:r>
         <w:t xml:space="preserve">Schreiben Sie ein Programm, welche zwei Zahlen nimmt und augibt um wieviel Prozent die grössere Zahl grösser ist als die kleinere Zahl.</w:t>
       </w:r>
     </w:p>
     <w:bookmarkEnd w:id="25"/>
-    <w:bookmarkStart w:id="26" w:name="eintritspreis-basierend-auf-dem-alter"/>
+    <w:bookmarkStart w:id="26" w:name="exr-line"/>
     <w:p>
       <w:pPr>
-        <w:pStyle w:val="Heading2"/>
-      </w:pPr>
-      <w:r>
-        <w:t xml:space="preserve">Eintritspreis basierend auf dem Alter</w:t>
-      </w:r>
-    </w:p>
-    <w:p>
-      <w:pPr>
-        <w:pStyle w:val="FirstParagraph"/>
-      </w:pPr>
+        <w:pStyle w:val="BodyText"/>
+      </w:pPr>
+      <w:r>
+        <w:rPr>
+          <w:bCs/>
+          <w:b/>
+        </w:rPr>
+        <w:t xml:space="preserve">Übungsaufgabe 7 (Eintritspreis basierend auf dem Alter)</w:t>
+      </w:r>
+      <w:r>
+        <w:t xml:space="preserve"> </w:t>
+      </w:r>
       <w:r>
         <w:t xml:space="preserve">Schreiben Sie ein Programm, das das Alter einer Person als Eingabe nimmt und den Eintrittspreis basierend auf dem Alter berechnet: unter 18: 5Chf, 18-64: 10Chf, 65 und älter: 7Chf.</w:t>
       </w:r>
     </w:p>
     <w:bookmarkEnd w:id="26"/>
-    <w:bookmarkStart w:id="30" w:name="maximalwert"/>
+    <w:bookmarkStart w:id="30" w:name="exr-line"/>
     <w:p>
       <w:pPr>
-        <w:pStyle w:val="Heading2"/>
-      </w:pPr>
-      <w:r>
-        <w:t xml:space="preserve">Maximalwert</w:t>
-      </w:r>
-    </w:p>
-    <w:p>
-      <w:pPr>
-        <w:pStyle w:val="FirstParagraph"/>
-      </w:pPr>
+        <w:pStyle w:val="BodyText"/>
+      </w:pPr>
+      <w:r>
+        <w:rPr>
+          <w:bCs/>
+          <w:b/>
+        </w:rPr>
+        <w:t xml:space="preserve">Übungsaufgabe 8 (Maximalwert)</w:t>
+      </w:r>
+      <w:r>
+        <w:t xml:space="preserve"> </w:t>
+      </w:r>
       <w:r>
         <w:t xml:space="preserve">Schreiben Sie ein Programm, das drei Zahlen als Eingabe nimmt und den größten Wert ausgibt.</w:t>
       </w:r>
@@ -398,73 +414,81 @@
       </w:tr>
     </w:tbl>
     <w:bookmarkEnd w:id="30"/>
-    <w:bookmarkStart w:id="31" w:name="berechnung-der-quadratwurzel"/>
+    <w:bookmarkStart w:id="31" w:name="exr-line"/>
     <w:p>
       <w:pPr>
-        <w:pStyle w:val="Heading2"/>
-      </w:pPr>
-      <w:r>
-        <w:t xml:space="preserve">Berechnung der Quadratwurzel</w:t>
-      </w:r>
-    </w:p>
-    <w:p>
-      <w:pPr>
-        <w:pStyle w:val="FirstParagraph"/>
-      </w:pPr>
+        <w:pStyle w:val="BodyText"/>
+      </w:pPr>
+      <w:r>
+        <w:rPr>
+          <w:bCs/>
+          <w:b/>
+        </w:rPr>
+        <w:t xml:space="preserve">Übungsaufgabe 9 (Berechnung der Quadratwurzel)</w:t>
+      </w:r>
+      <w:r>
+        <w:t xml:space="preserve"> </w:t>
+      </w:r>
       <w:r>
         <w:t xml:space="preserve">Schreiben Sie ein Programm, das eine Zahl als Eingabe nimmt und die Quadratwurzel dieser Zahl berechnet. Überprüfen Sie dabei, ob die Zahl positiv ist.</w:t>
       </w:r>
     </w:p>
     <w:bookmarkEnd w:id="31"/>
-    <w:bookmarkStart w:id="32" w:name="dreieckstyp"/>
+    <w:bookmarkStart w:id="32" w:name="exr-line"/>
     <w:p>
       <w:pPr>
-        <w:pStyle w:val="Heading2"/>
-      </w:pPr>
-      <w:r>
-        <w:t xml:space="preserve">Dreieckstyp</w:t>
-      </w:r>
-    </w:p>
-    <w:p>
-      <w:pPr>
-        <w:pStyle w:val="FirstParagraph"/>
-      </w:pPr>
+        <w:pStyle w:val="BodyText"/>
+      </w:pPr>
+      <w:r>
+        <w:rPr>
+          <w:bCs/>
+          <w:b/>
+        </w:rPr>
+        <w:t xml:space="preserve">Übungsaufgabe 10 (Dreieckstyp)</w:t>
+      </w:r>
+      <w:r>
+        <w:t xml:space="preserve"> </w:t>
+      </w:r>
       <w:r>
         <w:t xml:space="preserve">Schreiben Sie ein Programm, das die Längen der drei Seiten eines Dreiecks als Eingabe nimmt und überprüft, ob es sich um ein gleichseitiges, gleichschenkliges oder unregelmäßiges Dreieck handelt.</w:t>
       </w:r>
     </w:p>
     <w:bookmarkEnd w:id="32"/>
-    <w:bookmarkStart w:id="33" w:name="addition-mit-überprüfung"/>
+    <w:bookmarkStart w:id="33" w:name="exr-line"/>
     <w:p>
       <w:pPr>
-        <w:pStyle w:val="Heading2"/>
-      </w:pPr>
-      <w:r>
-        <w:t xml:space="preserve">Addition mit Überprüfung</w:t>
-      </w:r>
-    </w:p>
-    <w:p>
-      <w:pPr>
-        <w:pStyle w:val="FirstParagraph"/>
-      </w:pPr>
+        <w:pStyle w:val="BodyText"/>
+      </w:pPr>
+      <w:r>
+        <w:rPr>
+          <w:bCs/>
+          <w:b/>
+        </w:rPr>
+        <w:t xml:space="preserve">Übungsaufgabe 11 (Addition mit Überprüfung)</w:t>
+      </w:r>
+      <w:r>
+        <w:t xml:space="preserve"> </w:t>
+      </w:r>
       <w:r>
         <w:t xml:space="preserve">Schreibe ein Programm, das zwei Zahlen als Eingabe nimmt, ihre Summe berechnet und überprüft, ob das vom Benutzer eingegebene Ergebnis korrekt ist.</w:t>
       </w:r>
     </w:p>
     <w:bookmarkEnd w:id="33"/>
-    <w:bookmarkStart w:id="36" w:name="zufällige-addition-mit-überprüfung"/>
+    <w:bookmarkStart w:id="36" w:name="exr-line"/>
     <w:p>
       <w:pPr>
-        <w:pStyle w:val="Heading2"/>
-      </w:pPr>
-      <w:r>
-        <w:t xml:space="preserve">Zufällige Addition mit Überprüfung</w:t>
-      </w:r>
-    </w:p>
-    <w:p>
-      <w:pPr>
-        <w:pStyle w:val="FirstParagraph"/>
-      </w:pPr>
+        <w:pStyle w:val="BodyText"/>
+      </w:pPr>
+      <w:r>
+        <w:rPr>
+          <w:bCs/>
+          <w:b/>
+        </w:rPr>
+        <w:t xml:space="preserve">Übungsaufgabe 12 (Zufällige Addition mit Überprüfung)</w:t>
+      </w:r>
+      <w:r>
+        <w:t xml:space="preserve"> </w:t>
+      </w:r>
       <w:r>
         <w:t xml:space="preserve">Schreibe ein Programm, das zwei zufällige Zahlen zwischen 1 und 100 generiert, ihre Summe berechnet und überprüft, ob das vom Benutzer eingegebene Ergebnis korrekt ist.</w:t>
       </w:r>
@@ -735,19 +759,21 @@
       </w:tr>
     </w:tbl>
     <w:bookmarkEnd w:id="36"/>
-    <w:bookmarkStart w:id="37" w:name="zufällige-multiplikation-mit-bewertung"/>
+    <w:bookmarkStart w:id="37" w:name="exr-line"/>
     <w:p>
       <w:pPr>
-        <w:pStyle w:val="Heading2"/>
-      </w:pPr>
-      <w:r>
-        <w:t xml:space="preserve">Zufällige Multiplikation mit Bewertung</w:t>
-      </w:r>
-    </w:p>
-    <w:p>
-      <w:pPr>
         <w:pStyle w:val="FirstParagraph"/>
       </w:pPr>
+      <w:r>
+        <w:rPr>
+          <w:bCs/>
+          <w:b/>
+        </w:rPr>
+        <w:t xml:space="preserve">Übungsaufgabe 13 (Zufällige Multiplikation mit Bewertung)</w:t>
+      </w:r>
+      <w:r>
+        <w:t xml:space="preserve"> </w:t>
+      </w:r>
       <w:r>
         <w:t xml:space="preserve">Schreiben Sie ein Programm, das zwei zufällige Zahlen zwischen 1 und 100 generiert, ihr Produkt berechnet und überprüft, um wieviel das vom Benutzer eingegebene Resultat vom echten Resultat abweicht. Bei einer Eingabe von weniger als 2% soll</w:t>
       </w:r>

--- a/docs/lerngelegenheiten/LG_math-python/woche_02.docx
+++ b/docs/lerngelegenheiten/LG_math-python/woche_02.docx
@@ -450,7 +450,7 @@
         <w:t xml:space="preserve"> </w:t>
       </w:r>
       <w:r>
-        <w:t xml:space="preserve">Schreiben Sie ein Programm, das die Längen der drei Seiten eines Dreiecks als Eingabe nimmt und überprüft, ob es sich um ein gleichseitiges, gleichschenkliges oder unregelmäßiges Dreieck handelt.</w:t>
+        <w:t xml:space="preserve">Schreiben Sie ein Programm, das die Längen der drei Seiten eines Dreiecks als Eingabe nimmt und überprüft, ob es sich um ein Dreieck handeln kann und falls ja, ob es sich um ein gleichseitiges, gleichschenkliges oder unregelmäßiges Dreieck handelt.</w:t>
       </w:r>
     </w:p>
     <w:bookmarkEnd w:id="32"/>
@@ -707,7 +707,7 @@
               <w:rPr>
                 <w:rStyle w:val="NormalTok"/>
               </w:rPr>
-              <w:t xml:space="preserve"> choice(</w:t>
+              <w:t xml:space="preserve"> random.choice(</w:t>
             </w:r>
             <w:r>
               <w:rPr>

--- a/docs/lerngelegenheiten/LG_math-python/woche_02.docx
+++ b/docs/lerngelegenheiten/LG_math-python/woche_02.docx
@@ -20,20 +20,6 @@
       </w:r>
       <w:r>
         <w:t xml:space="preserve">Conditionals</w:t>
-      </w:r>
-    </w:p>
-    <w:p>
-      <w:pPr>
-        <w:pStyle w:val="Author"/>
-      </w:pPr>
-      <w:r>
-        <w:t xml:space="preserve">Richard</w:t>
-      </w:r>
-      <w:r>
-        <w:t xml:space="preserve"> </w:t>
-      </w:r>
-      <w:r>
-        <w:t xml:space="preserve">Conrardy</w:t>
       </w:r>
     </w:p>
     <w:p>

--- a/docs/lerngelegenheiten/LG_math-python/woche_02.docx
+++ b/docs/lerngelegenheiten/LG_math-python/woche_02.docx
@@ -7,19 +7,7 @@
         <w:pStyle w:val="Title"/>
       </w:pPr>
       <w:r>
-        <w:t xml:space="preserve">Übungen</w:t>
-      </w:r>
-      <w:r>
-        <w:t xml:space="preserve"> </w:t>
-      </w:r>
-      <w:r>
-        <w:t xml:space="preserve">mit</w:t>
-      </w:r>
-      <w:r>
-        <w:t xml:space="preserve"> </w:t>
-      </w:r>
-      <w:r>
-        <w:t xml:space="preserve">Conditionals</w:t>
+        <w:t xml:space="preserve">Übungen mit Conditionals</w:t>
       </w:r>
     </w:p>
     <w:p>
@@ -27,13 +15,7 @@
         <w:pStyle w:val="Author"/>
       </w:pPr>
       <w:r>
-        <w:t xml:space="preserve">Richard</w:t>
-      </w:r>
-      <w:r>
-        <w:t xml:space="preserve"> </w:t>
-      </w:r>
-      <w:r>
-        <w:t xml:space="preserve">Conrardy</w:t>
+        <w:t xml:space="preserve">Richard Conrardy</w:t>
       </w:r>
     </w:p>
     <w:p>
@@ -51,8 +33,8 @@
       </w:pPr>
       <w:r>
         <w:rPr>
+          <w:b/>
           <w:bCs/>
-          <w:b/>
         </w:rPr>
         <w:t xml:space="preserve">Übungsaufgabe 1 (Gerade oder ungerade Zahl)</w:t>
       </w:r>
@@ -71,8 +53,8 @@
       </w:pPr>
       <w:r>
         <w:rPr>
+          <w:b/>
           <w:bCs/>
-          <w:b/>
         </w:rPr>
         <w:t xml:space="preserve">Übungsaufgabe 2 (Positiv, negativ oder null)</w:t>
       </w:r>
@@ -91,8 +73,8 @@
       </w:pPr>
       <w:r>
         <w:rPr>
+          <w:b/>
           <w:bCs/>
-          <w:b/>
         </w:rPr>
         <w:t xml:space="preserve">Übungsaufgabe 3 (Zahlenmengen)</w:t>
       </w:r>
@@ -162,8 +144,8 @@
       </w:pPr>
       <w:r>
         <w:rPr>
+          <w:b/>
           <w:bCs/>
-          <w:b/>
         </w:rPr>
         <w:t xml:space="preserve">Übungsaufgabe 4 (Mehrfache von drei und fünf)</w:t>
       </w:r>
@@ -182,8 +164,8 @@
       </w:pPr>
       <w:r>
         <w:rPr>
+          <w:b/>
           <w:bCs/>
-          <w:b/>
         </w:rPr>
         <w:t xml:space="preserve">Übungsaufgabe 5 (Schaltjahr oder nicht)</w:t>
       </w:r>
@@ -236,8 +218,8 @@
       </w:pPr>
       <w:r>
         <w:rPr>
+          <w:b/>
           <w:bCs/>
-          <w:b/>
         </w:rPr>
         <w:t xml:space="preserve">Übungsaufgabe 6 (Abweichung)</w:t>
       </w:r>
@@ -256,8 +238,8 @@
       </w:pPr>
       <w:r>
         <w:rPr>
+          <w:b/>
           <w:bCs/>
-          <w:b/>
         </w:rPr>
         <w:t xml:space="preserve">Übungsaufgabe 7 (Eintritspreis basierend auf dem Alter)</w:t>
       </w:r>
@@ -276,8 +258,8 @@
       </w:pPr>
       <w:r>
         <w:rPr>
+          <w:b/>
           <w:bCs/>
-          <w:b/>
         </w:rPr>
         <w:t xml:space="preserve">Übungsaufgabe 8 (Maximalwert)</w:t>
       </w:r>
@@ -421,8 +403,8 @@
       </w:pPr>
       <w:r>
         <w:rPr>
+          <w:b/>
           <w:bCs/>
-          <w:b/>
         </w:rPr>
         <w:t xml:space="preserve">Übungsaufgabe 9 (Berechnung der Quadratwurzel)</w:t>
       </w:r>
@@ -441,8 +423,8 @@
       </w:pPr>
       <w:r>
         <w:rPr>
+          <w:b/>
           <w:bCs/>
-          <w:b/>
         </w:rPr>
         <w:t xml:space="preserve">Übungsaufgabe 10 (Dreieckstyp)</w:t>
       </w:r>
@@ -461,8 +443,8 @@
       </w:pPr>
       <w:r>
         <w:rPr>
+          <w:b/>
           <w:bCs/>
-          <w:b/>
         </w:rPr>
         <w:t xml:space="preserve">Übungsaufgabe 11 (Addition mit Überprüfung)</w:t>
       </w:r>
@@ -481,8 +463,8 @@
       </w:pPr>
       <w:r>
         <w:rPr>
+          <w:b/>
           <w:bCs/>
-          <w:b/>
         </w:rPr>
         <w:t xml:space="preserve">Übungsaufgabe 12 (Zufällige Addition mit Überprüfung)</w:t>
       </w:r>
@@ -766,8 +748,8 @@
       </w:pPr>
       <w:r>
         <w:rPr>
+          <w:b/>
           <w:bCs/>
-          <w:b/>
         </w:rPr>
         <w:t xml:space="preserve">Übungsaufgabe 13 (Zufällige Multiplikation mit Bewertung)</w:t>
       </w:r>
@@ -781,13 +763,7 @@
         <w:t xml:space="preserve"> </w:t>
       </w:r>
       <w:r>
-        <w:t xml:space="preserve">“</w:t>
-      </w:r>
-      <w:r>
-        <w:t xml:space="preserve">sehr gut</w:t>
-      </w:r>
-      <w:r>
-        <w:t xml:space="preserve">”</w:t>
+        <w:t xml:space="preserve">“sehr gut”</w:t>
       </w:r>
       <w:r>
         <w:t xml:space="preserve"> </w:t>
@@ -799,13 +775,7 @@
         <w:t xml:space="preserve"> </w:t>
       </w:r>
       <w:r>
-        <w:t xml:space="preserve">“</w:t>
-      </w:r>
-      <w:r>
-        <w:t xml:space="preserve">gut</w:t>
-      </w:r>
-      <w:r>
-        <w:t xml:space="preserve">”</w:t>
+        <w:t xml:space="preserve">“gut”</w:t>
       </w:r>
       <w:r>
         <w:t xml:space="preserve"> </w:t>
@@ -817,13 +787,7 @@
         <w:t xml:space="preserve"> </w:t>
       </w:r>
       <w:r>
-        <w:t xml:space="preserve">“</w:t>
-      </w:r>
-      <w:r>
-        <w:t xml:space="preserve">schwach</w:t>
-      </w:r>
-      <w:r>
-        <w:t xml:space="preserve">”</w:t>
+        <w:t xml:space="preserve">“schwach”</w:t>
       </w:r>
       <w:r>
         <w:t xml:space="preserve"> </w:t>
@@ -835,13 +799,7 @@
         <w:t xml:space="preserve"> </w:t>
       </w:r>
       <w:r>
-        <w:t xml:space="preserve">“</w:t>
-      </w:r>
-      <w:r>
-        <w:t xml:space="preserve">gut genug</w:t>
-      </w:r>
-      <w:r>
-        <w:t xml:space="preserve">”</w:t>
+        <w:t xml:space="preserve">“gut genug”</w:t>
       </w:r>
       <w:r>
         <w:t xml:space="preserve"> </w:t>
@@ -882,14 +840,14 @@
 <file path=word/numbering.xml><?xml version="1.0" encoding="utf-8"?>
 <w:numbering xmlns:w="http://schemas.openxmlformats.org/wordprocessingml/2006/main">
   <w:abstractNum w:abstractNumId="990">
-    <w:nsid w:val="A990"/>
+    <w:nsid w:val="0000A990"/>
     <w:multiLevelType w:val="multilevel"/>
     <w:lvl w:ilvl="0">
       <w:numFmt w:val="bullet"/>
       <w:lvlText w:val=" "/>
       <w:lvlJc w:val="left"/>
       <w:pPr>
-        <w:ind w:left="720" w:hanging="480"/>
+        <w:ind w:left="720" w:hanging="360"/>
       </w:pPr>
     </w:lvl>
     <w:lvl w:ilvl="1">
@@ -897,7 +855,7 @@
       <w:lvlText w:val=" "/>
       <w:lvlJc w:val="left"/>
       <w:pPr>
-        <w:ind w:left="1440" w:hanging="480"/>
+        <w:ind w:left="1440" w:hanging="360"/>
       </w:pPr>
     </w:lvl>
     <w:lvl w:ilvl="2">
@@ -905,7 +863,7 @@
       <w:lvlText w:val=" "/>
       <w:lvlJc w:val="left"/>
       <w:pPr>
-        <w:ind w:left="2160" w:hanging="480"/>
+        <w:ind w:left="2160" w:hanging="360"/>
       </w:pPr>
     </w:lvl>
     <w:lvl w:ilvl="3">
@@ -913,7 +871,7 @@
       <w:lvlText w:val=" "/>
       <w:lvlJc w:val="left"/>
       <w:pPr>
-        <w:ind w:left="2880" w:hanging="480"/>
+        <w:ind w:left="2880" w:hanging="360"/>
       </w:pPr>
     </w:lvl>
     <w:lvl w:ilvl="4">
@@ -921,7 +879,7 @@
       <w:lvlText w:val=" "/>
       <w:lvlJc w:val="left"/>
       <w:pPr>
-        <w:ind w:left="3600" w:hanging="480"/>
+        <w:ind w:left="3600" w:hanging="360"/>
       </w:pPr>
     </w:lvl>
     <w:lvl w:ilvl="5">
@@ -929,7 +887,7 @@
       <w:lvlText w:val=" "/>
       <w:lvlJc w:val="left"/>
       <w:pPr>
-        <w:ind w:left="4320" w:hanging="480"/>
+        <w:ind w:left="4320" w:hanging="360"/>
       </w:pPr>
     </w:lvl>
     <w:lvl w:ilvl="6">
@@ -937,7 +895,7 @@
       <w:lvlText w:val=" "/>
       <w:lvlJc w:val="left"/>
       <w:pPr>
-        <w:ind w:left="5040" w:hanging="480"/>
+        <w:ind w:left="5040" w:hanging="360"/>
       </w:pPr>
     </w:lvl>
     <w:lvl w:ilvl="7">
@@ -945,7 +903,7 @@
       <w:lvlText w:val=" "/>
       <w:lvlJc w:val="left"/>
       <w:pPr>
-        <w:ind w:left="5760" w:hanging="480"/>
+        <w:ind w:left="5760" w:hanging="360"/>
       </w:pPr>
     </w:lvl>
     <w:lvl w:ilvl="8">
@@ -953,7 +911,7 @@
       <w:lvlText w:val=" "/>
       <w:lvlJc w:val="left"/>
       <w:pPr>
-        <w:ind w:left="6480" w:hanging="480"/>
+        <w:ind w:left="6480" w:hanging="360"/>
       </w:pPr>
     </w:lvl>
   </w:abstractNum>
@@ -989,10 +947,10 @@
     <w:name w:val="Body Text"/>
     <w:basedOn w:val="Normal"/>
     <w:link w:val="BodyTextChar"/>
+    <w:qFormat/>
     <w:pPr>
       <w:spacing w:after="180" w:before="180"/>
     </w:pPr>
-    <w:qFormat/>
   </w:style>
   <w:style w:customStyle="1" w:styleId="FirstParagraph" w:type="paragraph">
     <w:name w:val="First Paragraph"/>
@@ -1012,36 +970,69 @@
     <w:name w:val="Title"/>
     <w:basedOn w:val="Normal"/>
     <w:next w:val="BodyText"/>
-    <w:qFormat/>
-    <w:pPr>
-      <w:keepNext/>
-      <w:keepLines/>
-      <w:spacing w:after="240" w:before="480"/>
+    <w:link w:val="TitleChar"/>
+    <w:uiPriority w:val="10"/>
+    <w:qFormat/>
+    <w:rsid w:val="00A10FD9"/>
+    <w:pPr>
+      <w:spacing w:after="80" w:line="240" w:lineRule="auto"/>
+      <w:contextualSpacing/>
       <w:jc w:val="center"/>
     </w:pPr>
     <w:rPr>
       <w:rFonts w:asciiTheme="majorHAnsi" w:cstheme="majorBidi" w:eastAsiaTheme="majorEastAsia" w:hAnsiTheme="majorHAnsi"/>
-      <w:b/>
-      <w:bCs/>
-      <w:color w:themeColor="accent1" w:themeShade="B5" w:val="345A8A"/>
-      <w:sz w:val="36"/>
-      <w:szCs w:val="36"/>
+      <w:spacing w:val="-10"/>
+      <w:kern w:val="28"/>
+      <w:sz w:val="56"/>
+      <w:szCs w:val="56"/>
+    </w:rPr>
+  </w:style>
+  <w:style w:customStyle="1" w:styleId="TitleChar" w:type="character">
+    <w:name w:val="Title Char"/>
+    <w:basedOn w:val="DefaultParagraphFont"/>
+    <w:link w:val="Title"/>
+    <w:uiPriority w:val="10"/>
+    <w:rsid w:val="00A10FD9"/>
+    <w:rPr>
+      <w:rFonts w:asciiTheme="majorHAnsi" w:cstheme="majorBidi" w:eastAsiaTheme="majorEastAsia" w:hAnsiTheme="majorHAnsi"/>
+      <w:spacing w:val="-10"/>
+      <w:kern w:val="28"/>
+      <w:sz w:val="56"/>
+      <w:szCs w:val="56"/>
     </w:rPr>
   </w:style>
   <w:style w:styleId="Subtitle" w:type="paragraph">
     <w:name w:val="Subtitle"/>
     <w:basedOn w:val="Title"/>
     <w:next w:val="BodyText"/>
-    <w:qFormat/>
-    <w:pPr>
-      <w:keepNext/>
-      <w:keepLines/>
-      <w:spacing w:after="240" w:before="240"/>
-      <w:jc w:val="center"/>
-    </w:pPr>
-    <w:rPr>
-      <w:sz w:val="30"/>
-      <w:szCs w:val="30"/>
+    <w:link w:val="SubtitleChar"/>
+    <w:uiPriority w:val="11"/>
+    <w:qFormat/>
+    <w:rsid w:val="00A10FD9"/>
+    <w:pPr>
+      <w:numPr>
+        <w:ilvl w:val="1"/>
+      </w:numPr>
+    </w:pPr>
+    <w:rPr>
+      <w:rFonts w:cstheme="majorBidi" w:eastAsiaTheme="majorEastAsia"/>
+      <w:spacing w:val="15"/>
+      <w:sz w:val="28"/>
+      <w:szCs w:val="28"/>
+    </w:rPr>
+  </w:style>
+  <w:style w:customStyle="1" w:styleId="SubtitleChar" w:type="character">
+    <w:name w:val="Subtitle Char"/>
+    <w:basedOn w:val="DefaultParagraphFont"/>
+    <w:link w:val="Subtitle"/>
+    <w:uiPriority w:val="11"/>
+    <w:rsid w:val="00A10FD9"/>
+    <w:rPr>
+      <w:rFonts w:cstheme="majorBidi" w:eastAsiaTheme="majorEastAsia"/>
+      <w:color w:themeColor="text1" w:themeTint="A6" w:val="595959"/>
+      <w:spacing w:val="15"/>
+      <w:sz w:val="28"/>
+      <w:szCs w:val="28"/>
     </w:rPr>
   </w:style>
   <w:style w:customStyle="1" w:styleId="Author" w:type="paragraph">
@@ -1072,15 +1063,13 @@
     <w:pPr>
       <w:keepNext/>
       <w:keepLines/>
+      <w:spacing w:after="0" w:before="300"/>
       <w:jc w:val="center"/>
-      <w:spacing w:after="0" w:before="300"/>
-    </w:pPr>
-    <w:rPr>
+    </w:pPr>
+    <w:rPr>
+      <w:b/>
       <w:sz w:val="20"/>
       <w:szCs w:val="20"/>
-      <w:b/>
-      <w:color w:val="345A8A"/>
-      &gt;
     </w:rPr>
   </w:style>
   <w:style w:customStyle="1" w:styleId="Abstract" w:type="paragraph">
@@ -1107,191 +1096,321 @@
     <w:rPr/>
   </w:style>
   <w:style w:styleId="Heading1" w:type="paragraph">
-    <w:name w:val="Heading 1"/>
+    <w:name w:val="heading 1"/>
     <w:basedOn w:val="Normal"/>
     <w:next w:val="BodyText"/>
+    <w:link w:val="Heading1Char"/>
     <w:uiPriority w:val="9"/>
     <w:qFormat/>
+    <w:rsid w:val="00A10FD9"/>
     <w:pPr>
       <w:keepNext/>
       <w:keepLines/>
-      <w:spacing w:after="0" w:before="480"/>
+      <w:spacing w:after="80" w:before="360"/>
       <w:outlineLvl w:val="0"/>
     </w:pPr>
     <w:rPr>
       <w:rFonts w:asciiTheme="majorHAnsi" w:cstheme="majorBidi" w:eastAsiaTheme="majorEastAsia" w:hAnsiTheme="majorHAnsi"/>
-      <w:b/>
-      <w:bCs/>
-      <w:color w:themeColor="accent1" w:val="4F81BD"/>
+      <w:color w:themeColor="accent1" w:themeShade="BF" w:val="0F4761"/>
+      <w:sz w:val="40"/>
+      <w:szCs w:val="40"/>
+    </w:rPr>
+  </w:style>
+  <w:style w:styleId="Heading2" w:type="paragraph">
+    <w:name w:val="heading 2"/>
+    <w:basedOn w:val="Normal"/>
+    <w:next w:val="BodyText"/>
+    <w:link w:val="Heading2Char"/>
+    <w:uiPriority w:val="9"/>
+    <w:semiHidden/>
+    <w:unhideWhenUsed/>
+    <w:qFormat/>
+    <w:rsid w:val="00A10FD9"/>
+    <w:pPr>
+      <w:keepNext/>
+      <w:keepLines/>
+      <w:spacing w:after="80" w:before="160"/>
+      <w:outlineLvl w:val="1"/>
+    </w:pPr>
+    <w:rPr>
+      <w:rFonts w:asciiTheme="majorHAnsi" w:cstheme="majorBidi" w:eastAsiaTheme="majorEastAsia" w:hAnsiTheme="majorHAnsi"/>
+      <w:color w:themeColor="accent1" w:themeShade="BF" w:val="0F4761"/>
       <w:sz w:val="32"/>
       <w:szCs w:val="32"/>
     </w:rPr>
   </w:style>
-  <w:style w:styleId="Heading2" w:type="paragraph">
-    <w:name w:val="Heading 2"/>
+  <w:style w:styleId="Heading3" w:type="paragraph">
+    <w:name w:val="heading 3"/>
     <w:basedOn w:val="Normal"/>
     <w:next w:val="BodyText"/>
+    <w:link w:val="Heading3Char"/>
     <w:uiPriority w:val="9"/>
+    <w:semiHidden/>
     <w:unhideWhenUsed/>
     <w:qFormat/>
+    <w:rsid w:val="00A10FD9"/>
     <w:pPr>
       <w:keepNext/>
       <w:keepLines/>
-      <w:spacing w:after="0" w:before="200"/>
-      <w:outlineLvl w:val="1"/>
-    </w:pPr>
-    <w:rPr>
-      <w:rFonts w:asciiTheme="majorHAnsi" w:cstheme="majorBidi" w:eastAsiaTheme="majorEastAsia" w:hAnsiTheme="majorHAnsi"/>
-      <w:b/>
-      <w:bCs/>
-      <w:color w:themeColor="accent1" w:val="4F81BD"/>
+      <w:spacing w:after="80" w:before="160"/>
+      <w:outlineLvl w:val="2"/>
+    </w:pPr>
+    <w:rPr>
+      <w:rFonts w:cstheme="majorBidi" w:eastAsiaTheme="majorEastAsia"/>
+      <w:color w:themeColor="accent1" w:themeShade="BF" w:val="0F4761"/>
       <w:sz w:val="28"/>
       <w:szCs w:val="28"/>
     </w:rPr>
   </w:style>
-  <w:style w:styleId="Heading3" w:type="paragraph">
-    <w:name w:val="Heading 3"/>
+  <w:style w:styleId="Heading4" w:type="paragraph">
+    <w:name w:val="heading 4"/>
     <w:basedOn w:val="Normal"/>
     <w:next w:val="BodyText"/>
+    <w:link w:val="Heading4Char"/>
     <w:uiPriority w:val="9"/>
+    <w:semiHidden/>
     <w:unhideWhenUsed/>
     <w:qFormat/>
+    <w:rsid w:val="00A10FD9"/>
     <w:pPr>
       <w:keepNext/>
       <w:keepLines/>
-      <w:spacing w:after="0" w:before="200"/>
-      <w:outlineLvl w:val="2"/>
-    </w:pPr>
-    <w:rPr>
-      <w:rFonts w:asciiTheme="majorHAnsi" w:cstheme="majorBidi" w:eastAsiaTheme="majorEastAsia" w:hAnsiTheme="majorHAnsi"/>
-      <w:b/>
-      <w:bCs/>
-      <w:color w:themeColor="accent1" w:val="4F81BD"/>
-      <w:sz w:val="24"/>
-      <w:szCs w:val="24"/>
-    </w:rPr>
-  </w:style>
-  <w:style w:styleId="Heading4" w:type="paragraph">
-    <w:name w:val="Heading 4"/>
+      <w:spacing w:after="40" w:before="80"/>
+      <w:outlineLvl w:val="3"/>
+    </w:pPr>
+    <w:rPr>
+      <w:rFonts w:cstheme="majorBidi" w:eastAsiaTheme="majorEastAsia"/>
+      <w:i/>
+      <w:iCs/>
+      <w:color w:themeColor="accent1" w:themeShade="BF" w:val="0F4761"/>
+    </w:rPr>
+  </w:style>
+  <w:style w:styleId="Heading5" w:type="paragraph">
+    <w:name w:val="heading 5"/>
     <w:basedOn w:val="Normal"/>
     <w:next w:val="BodyText"/>
+    <w:link w:val="Heading5Char"/>
     <w:uiPriority w:val="9"/>
+    <w:semiHidden/>
     <w:unhideWhenUsed/>
     <w:qFormat/>
+    <w:rsid w:val="00A10FD9"/>
     <w:pPr>
       <w:keepNext/>
       <w:keepLines/>
-      <w:spacing w:after="0" w:before="200"/>
-      <w:outlineLvl w:val="3"/>
-    </w:pPr>
-    <w:rPr>
-      <w:rFonts w:asciiTheme="majorHAnsi" w:cstheme="majorBidi" w:eastAsiaTheme="majorEastAsia" w:hAnsiTheme="majorHAnsi"/>
-      <w:i/>
-      <w:bCs/>
-      <w:color w:themeColor="accent1" w:val="4F81BD"/>
-      <w:sz w:val="24"/>
-      <w:szCs w:val="24"/>
-    </w:rPr>
-  </w:style>
-  <w:style w:styleId="Heading5" w:type="paragraph">
-    <w:name w:val="Heading 5"/>
+      <w:spacing w:after="40" w:before="80"/>
+      <w:outlineLvl w:val="4"/>
+    </w:pPr>
+    <w:rPr>
+      <w:rFonts w:cstheme="majorBidi" w:eastAsiaTheme="majorEastAsia"/>
+      <w:color w:themeColor="accent1" w:themeShade="BF" w:val="0F4761"/>
+    </w:rPr>
+  </w:style>
+  <w:style w:styleId="Heading6" w:type="paragraph">
+    <w:name w:val="heading 6"/>
     <w:basedOn w:val="Normal"/>
     <w:next w:val="BodyText"/>
+    <w:link w:val="Heading6Char"/>
     <w:uiPriority w:val="9"/>
+    <w:semiHidden/>
     <w:unhideWhenUsed/>
     <w:qFormat/>
+    <w:rsid w:val="00A10FD9"/>
     <w:pPr>
       <w:keepNext/>
       <w:keepLines/>
-      <w:spacing w:after="0" w:before="200"/>
-      <w:outlineLvl w:val="4"/>
-    </w:pPr>
-    <w:rPr>
-      <w:rFonts w:asciiTheme="majorHAnsi" w:cstheme="majorBidi" w:eastAsiaTheme="majorEastAsia" w:hAnsiTheme="majorHAnsi"/>
+      <w:spacing w:after="0" w:before="40"/>
+      <w:outlineLvl w:val="5"/>
+    </w:pPr>
+    <w:rPr>
+      <w:rFonts w:cstheme="majorBidi" w:eastAsiaTheme="majorEastAsia"/>
+      <w:i/>
       <w:iCs/>
-      <w:color w:themeColor="accent1" w:val="4F81BD"/>
-      <w:sz w:val="24"/>
-      <w:szCs w:val="24"/>
-    </w:rPr>
-  </w:style>
-  <w:style w:styleId="Heading6" w:type="paragraph">
-    <w:name w:val="Heading 6"/>
+      <w:color w:themeColor="text1" w:themeTint="A6" w:val="595959"/>
+    </w:rPr>
+  </w:style>
+  <w:style w:styleId="Heading7" w:type="paragraph">
+    <w:name w:val="heading 7"/>
     <w:basedOn w:val="Normal"/>
     <w:next w:val="BodyText"/>
+    <w:link w:val="Heading7Char"/>
     <w:uiPriority w:val="9"/>
+    <w:semiHidden/>
     <w:unhideWhenUsed/>
     <w:qFormat/>
+    <w:rsid w:val="00A10FD9"/>
     <w:pPr>
       <w:keepNext/>
       <w:keepLines/>
-      <w:spacing w:after="0" w:before="200"/>
-      <w:outlineLvl w:val="5"/>
-    </w:pPr>
-    <w:rPr>
-      <w:rFonts w:asciiTheme="majorHAnsi" w:cstheme="majorBidi" w:eastAsiaTheme="majorEastAsia" w:hAnsiTheme="majorHAnsi"/>
-      <w:color w:themeColor="accent1" w:val="4F81BD"/>
-      <w:sz w:val="24"/>
-      <w:szCs w:val="24"/>
-    </w:rPr>
-  </w:style>
-  <w:style w:styleId="Heading7" w:type="paragraph">
-    <w:name w:val="Heading 7"/>
+      <w:spacing w:after="0" w:before="40"/>
+      <w:outlineLvl w:val="6"/>
+    </w:pPr>
+    <w:rPr>
+      <w:rFonts w:cstheme="majorBidi" w:eastAsiaTheme="majorEastAsia"/>
+      <w:color w:themeColor="text1" w:themeTint="A6" w:val="595959"/>
+    </w:rPr>
+  </w:style>
+  <w:style w:styleId="Heading8" w:type="paragraph">
+    <w:name w:val="heading 8"/>
     <w:basedOn w:val="Normal"/>
     <w:next w:val="BodyText"/>
+    <w:link w:val="Heading8Char"/>
     <w:uiPriority w:val="9"/>
+    <w:semiHidden/>
     <w:unhideWhenUsed/>
     <w:qFormat/>
+    <w:rsid w:val="00A10FD9"/>
     <w:pPr>
       <w:keepNext/>
       <w:keepLines/>
-      <w:spacing w:after="0" w:before="200"/>
-      <w:outlineLvl w:val="6"/>
-    </w:pPr>
-    <w:rPr>
-      <w:rFonts w:asciiTheme="majorHAnsi" w:cstheme="majorBidi" w:eastAsiaTheme="majorEastAsia" w:hAnsiTheme="majorHAnsi"/>
-      <w:color w:themeColor="accent1" w:val="4F81BD"/>
-      <w:sz w:val="24"/>
-      <w:szCs w:val="24"/>
-    </w:rPr>
-  </w:style>
-  <w:style w:styleId="Heading8" w:type="paragraph">
-    <w:name w:val="Heading 8"/>
+      <w:spacing w:after="0"/>
+      <w:outlineLvl w:val="7"/>
+    </w:pPr>
+    <w:rPr>
+      <w:rFonts w:cstheme="majorBidi" w:eastAsiaTheme="majorEastAsia"/>
+      <w:i/>
+      <w:iCs/>
+      <w:color w:themeColor="text1" w:themeTint="D8" w:val="272727"/>
+    </w:rPr>
+  </w:style>
+  <w:style w:styleId="Heading9" w:type="paragraph">
+    <w:name w:val="heading 9"/>
     <w:basedOn w:val="Normal"/>
     <w:next w:val="BodyText"/>
+    <w:link w:val="Heading9Char"/>
     <w:uiPriority w:val="9"/>
+    <w:semiHidden/>
     <w:unhideWhenUsed/>
     <w:qFormat/>
+    <w:rsid w:val="00A10FD9"/>
     <w:pPr>
       <w:keepNext/>
       <w:keepLines/>
-      <w:spacing w:after="0" w:before="200"/>
-      <w:outlineLvl w:val="7"/>
-    </w:pPr>
+      <w:spacing w:after="0"/>
+      <w:outlineLvl w:val="8"/>
+    </w:pPr>
+    <w:rPr>
+      <w:rFonts w:cstheme="majorBidi" w:eastAsiaTheme="majorEastAsia"/>
+      <w:color w:themeColor="text1" w:themeTint="D8" w:val="272727"/>
+    </w:rPr>
+  </w:style>
+  <w:style w:customStyle="1" w:styleId="Heading1Char" w:type="character">
+    <w:name w:val="Heading 1 Char"/>
+    <w:basedOn w:val="DefaultParagraphFont"/>
+    <w:link w:val="Heading1"/>
+    <w:uiPriority w:val="9"/>
+    <w:rsid w:val="00A10FD9"/>
     <w:rPr>
       <w:rFonts w:asciiTheme="majorHAnsi" w:cstheme="majorBidi" w:eastAsiaTheme="majorEastAsia" w:hAnsiTheme="majorHAnsi"/>
-      <w:color w:themeColor="accent1" w:val="4F81BD"/>
-      <w:sz w:val="24"/>
-      <w:szCs w:val="24"/>
-    </w:rPr>
-  </w:style>
-  <w:style w:styleId="Heading9" w:type="paragraph">
-    <w:name w:val="Heading 9"/>
-    <w:basedOn w:val="Normal"/>
-    <w:next w:val="BodyText"/>
+      <w:color w:themeColor="accent1" w:themeShade="BF" w:val="0F4761"/>
+      <w:sz w:val="40"/>
+      <w:szCs w:val="40"/>
+    </w:rPr>
+  </w:style>
+  <w:style w:customStyle="1" w:styleId="Heading2Char" w:type="character">
+    <w:name w:val="Heading 2 Char"/>
+    <w:basedOn w:val="DefaultParagraphFont"/>
+    <w:link w:val="Heading2"/>
     <w:uiPriority w:val="9"/>
-    <w:unhideWhenUsed/>
-    <w:qFormat/>
-    <w:pPr>
-      <w:keepNext/>
-      <w:keepLines/>
-      <w:spacing w:after="0" w:before="200"/>
-      <w:outlineLvl w:val="8"/>
-    </w:pPr>
+    <w:semiHidden/>
+    <w:rsid w:val="00A10FD9"/>
     <w:rPr>
       <w:rFonts w:asciiTheme="majorHAnsi" w:cstheme="majorBidi" w:eastAsiaTheme="majorEastAsia" w:hAnsiTheme="majorHAnsi"/>
-      <w:color w:themeColor="accent1" w:val="4F81BD"/>
-      <w:sz w:val="24"/>
-      <w:szCs w:val="24"/>
+      <w:color w:themeColor="accent1" w:themeShade="BF" w:val="0F4761"/>
+      <w:sz w:val="32"/>
+      <w:szCs w:val="32"/>
+    </w:rPr>
+  </w:style>
+  <w:style w:customStyle="1" w:styleId="Heading3Char" w:type="character">
+    <w:name w:val="Heading 3 Char"/>
+    <w:basedOn w:val="DefaultParagraphFont"/>
+    <w:link w:val="Heading3"/>
+    <w:uiPriority w:val="9"/>
+    <w:semiHidden/>
+    <w:rsid w:val="00A10FD9"/>
+    <w:rPr>
+      <w:rFonts w:cstheme="majorBidi" w:eastAsiaTheme="majorEastAsia"/>
+      <w:color w:themeColor="accent1" w:themeShade="BF" w:val="0F4761"/>
+      <w:sz w:val="28"/>
+      <w:szCs w:val="28"/>
+    </w:rPr>
+  </w:style>
+  <w:style w:customStyle="1" w:styleId="Heading4Char" w:type="character">
+    <w:name w:val="Heading 4 Char"/>
+    <w:basedOn w:val="DefaultParagraphFont"/>
+    <w:link w:val="Heading4"/>
+    <w:uiPriority w:val="9"/>
+    <w:semiHidden/>
+    <w:rsid w:val="00A10FD9"/>
+    <w:rPr>
+      <w:rFonts w:cstheme="majorBidi" w:eastAsiaTheme="majorEastAsia"/>
+      <w:i/>
+      <w:iCs/>
+      <w:color w:themeColor="accent1" w:themeShade="BF" w:val="0F4761"/>
+    </w:rPr>
+  </w:style>
+  <w:style w:customStyle="1" w:styleId="Heading5Char" w:type="character">
+    <w:name w:val="Heading 5 Char"/>
+    <w:basedOn w:val="DefaultParagraphFont"/>
+    <w:link w:val="Heading5"/>
+    <w:uiPriority w:val="9"/>
+    <w:semiHidden/>
+    <w:rsid w:val="00A10FD9"/>
+    <w:rPr>
+      <w:rFonts w:cstheme="majorBidi" w:eastAsiaTheme="majorEastAsia"/>
+      <w:color w:themeColor="accent1" w:themeShade="BF" w:val="0F4761"/>
+    </w:rPr>
+  </w:style>
+  <w:style w:customStyle="1" w:styleId="Heading6Char" w:type="character">
+    <w:name w:val="Heading 6 Char"/>
+    <w:basedOn w:val="DefaultParagraphFont"/>
+    <w:link w:val="Heading6"/>
+    <w:uiPriority w:val="9"/>
+    <w:semiHidden/>
+    <w:rsid w:val="00A10FD9"/>
+    <w:rPr>
+      <w:rFonts w:cstheme="majorBidi" w:eastAsiaTheme="majorEastAsia"/>
+      <w:i/>
+      <w:iCs/>
+      <w:color w:themeColor="text1" w:themeTint="A6" w:val="595959"/>
+    </w:rPr>
+  </w:style>
+  <w:style w:customStyle="1" w:styleId="Heading7Char" w:type="character">
+    <w:name w:val="Heading 7 Char"/>
+    <w:basedOn w:val="DefaultParagraphFont"/>
+    <w:link w:val="Heading7"/>
+    <w:uiPriority w:val="9"/>
+    <w:semiHidden/>
+    <w:rsid w:val="00A10FD9"/>
+    <w:rPr>
+      <w:rFonts w:cstheme="majorBidi" w:eastAsiaTheme="majorEastAsia"/>
+      <w:color w:themeColor="text1" w:themeTint="A6" w:val="595959"/>
+    </w:rPr>
+  </w:style>
+  <w:style w:customStyle="1" w:styleId="Heading8Char" w:type="character">
+    <w:name w:val="Heading 8 Char"/>
+    <w:basedOn w:val="DefaultParagraphFont"/>
+    <w:link w:val="Heading8"/>
+    <w:uiPriority w:val="9"/>
+    <w:semiHidden/>
+    <w:rsid w:val="00A10FD9"/>
+    <w:rPr>
+      <w:rFonts w:cstheme="majorBidi" w:eastAsiaTheme="majorEastAsia"/>
+      <w:i/>
+      <w:iCs/>
+      <w:color w:themeColor="text1" w:themeTint="D8" w:val="272727"/>
+    </w:rPr>
+  </w:style>
+  <w:style w:customStyle="1" w:styleId="Heading9Char" w:type="character">
+    <w:name w:val="Heading 9 Char"/>
+    <w:basedOn w:val="DefaultParagraphFont"/>
+    <w:link w:val="Heading9"/>
+    <w:uiPriority w:val="9"/>
+    <w:semiHidden/>
+    <w:rsid w:val="00A10FD9"/>
+    <w:rPr>
+      <w:rFonts w:cstheme="majorBidi" w:eastAsiaTheme="majorEastAsia"/>
+      <w:color w:themeColor="text1" w:themeTint="D8" w:val="272727"/>
     </w:rPr>
   </w:style>
   <w:style w:styleId="BlockText" w:type="paragraph">
@@ -1316,8 +1435,8 @@
   </w:style>
   <w:style w:styleId="FootnoteBlockText" w:type="paragraph">
     <w:name w:val="Footnote Block Text"/>
-    <w:basedOn w:val="Footnote Text"/>
-    <w:next w:val="Footnote Text"/>
+    <w:basedOn w:val="FootnoteText"/>
+    <w:next w:val="FootnoteText"/>
     <w:uiPriority w:val="9"/>
     <w:unhideWhenUsed/>
     <w:qFormat/>
@@ -1355,10 +1474,10 @@
         <w:jc w:val="left"/>
       </w:trPr>
       <w:tcPr>
-        <w:vAlign w:val="bottom"/>
         <w:tcBorders>
           <w:bottom w:val="single"/>
         </w:tcBorders>
+        <w:vAlign w:val="bottom"/>
       </w:tcPr>
     </w:tblStylePr>
   </w:style>
@@ -1474,6 +1593,7 @@
     <w:name w:val="KeywordTok"/>
     <w:basedOn w:val="VerbatimChar"/>
     <w:rPr>
+      <w:b/>
       <w:color w:val="003b4f"/>
       <w:shd w:val="clear" w:fill="f1f3f5"/>
     </w:rPr>
@@ -1578,9 +1698,9 @@
     <w:name w:val="DocumentationTok"/>
     <w:basedOn w:val="VerbatimChar"/>
     <w:rPr>
+      <w:i/>
       <w:color w:val="5e5e5e"/>
       <w:shd w:val="clear" w:fill="f1f3f5"/>
-      <w:i/>
     </w:rPr>
   </w:style>
   <w:style w:type="character" w:customStyle="1" w:styleId="AnnotationTok">
@@ -1595,9 +1715,9 @@
     <w:name w:val="CommentVarTok"/>
     <w:basedOn w:val="VerbatimChar"/>
     <w:rPr>
+      <w:i/>
       <w:color w:val="5e5e5e"/>
       <w:shd w:val="clear" w:fill="f1f3f5"/>
-      <w:i/>
     </w:rPr>
   </w:style>
   <w:style w:type="character" w:customStyle="1" w:styleId="OtherTok">
@@ -1628,6 +1748,7 @@
     <w:name w:val="ControlFlowTok"/>
     <w:basedOn w:val="VerbatimChar"/>
     <w:rPr>
+      <w:b/>
       <w:color w:val="003b4f"/>
       <w:shd w:val="clear" w:fill="f1f3f5"/>
     </w:rPr>
@@ -1692,9 +1813,9 @@
     <w:name w:val="WarningTok"/>
     <w:basedOn w:val="VerbatimChar"/>
     <w:rPr>
+      <w:i/>
       <w:color w:val="5e5e5e"/>
       <w:shd w:val="clear" w:fill="f1f3f5"/>
-      <w:i/>
     </w:rPr>
   </w:style>
   <w:style w:type="character" w:customStyle="1" w:styleId="AlertTok">
@@ -1735,44 +1856,44 @@
         <a:sysClr val="window" lastClr="FFFFFF"/>
       </a:lt1>
       <a:dk2>
-        <a:srgbClr val="1F497D"/>
+        <a:srgbClr val="0E2841"/>
       </a:dk2>
       <a:lt2>
-        <a:srgbClr val="EEECE1"/>
+        <a:srgbClr val="E8E8E8"/>
       </a:lt2>
       <a:accent1>
-        <a:srgbClr val="4F81BD"/>
+        <a:srgbClr val="156082"/>
       </a:accent1>
       <a:accent2>
-        <a:srgbClr val="C0504D"/>
+        <a:srgbClr val="E97132"/>
       </a:accent2>
       <a:accent3>
-        <a:srgbClr val="9BBB59"/>
+        <a:srgbClr val="196B24"/>
       </a:accent3>
       <a:accent4>
-        <a:srgbClr val="8064A2"/>
+        <a:srgbClr val="0F9ED5"/>
       </a:accent4>
       <a:accent5>
-        <a:srgbClr val="4BACC6"/>
+        <a:srgbClr val="A02B93"/>
       </a:accent5>
       <a:accent6>
-        <a:srgbClr val="F79646"/>
+        <a:srgbClr val="4EA72E"/>
       </a:accent6>
       <a:hlink>
-        <a:srgbClr val="0000FF"/>
+        <a:srgbClr val="467886"/>
       </a:hlink>
       <a:folHlink>
-        <a:srgbClr val="800080"/>
+        <a:srgbClr val="96607D"/>
       </a:folHlink>
     </a:clrScheme>
     <a:fontScheme name="Office">
       <a:majorFont>
-        <a:latin typeface="Calibri"/>
+        <a:latin typeface="Aptos Display" panose="02110004020202020204"/>
         <a:ea typeface=""/>
         <a:cs typeface=""/>
-        <a:font script="Jpan" typeface="ＭＳ ゴシック"/>
+        <a:font script="Jpan" typeface="游ゴシック Light"/>
         <a:font script="Hang" typeface="맑은 고딕"/>
-        <a:font script="Hans" typeface="宋体"/>
+        <a:font script="Hans" typeface="等线 Light"/>
         <a:font script="Hant" typeface="新細明體"/>
         <a:font script="Arab" typeface="Times New Roman"/>
         <a:font script="Hebr" typeface="Times New Roman"/>
@@ -1799,14 +1920,32 @@
         <a:font script="Mong" typeface="Mongolian Baiti"/>
         <a:font script="Viet" typeface="Times New Roman"/>
         <a:font script="Uigh" typeface="Microsoft Uighur"/>
+        <a:font script="Geor" typeface="Sylfaen"/>
+        <a:font script="Armn" typeface="Arial"/>
+        <a:font script="Bugi" typeface="Leelawadee UI"/>
+        <a:font script="Bopo" typeface="Microsoft JhengHei"/>
+        <a:font script="Java" typeface="Javanese Text"/>
+        <a:font script="Lisu" typeface="Segoe UI"/>
+        <a:font script="Mymr" typeface="Myanmar Text"/>
+        <a:font script="Nkoo" typeface="Ebrima"/>
+        <a:font script="Olck" typeface="Nirmala UI"/>
+        <a:font script="Osma" typeface="Ebrima"/>
+        <a:font script="Phag" typeface="Phagspa"/>
+        <a:font script="Syrn" typeface="Estrangelo Edessa"/>
+        <a:font script="Syrj" typeface="Estrangelo Edessa"/>
+        <a:font script="Syre" typeface="Estrangelo Edessa"/>
+        <a:font script="Sora" typeface="Nirmala UI"/>
+        <a:font script="Tale" typeface="Microsoft Tai Le"/>
+        <a:font script="Talu" typeface="Microsoft New Tai Lue"/>
+        <a:font script="Tfng" typeface="Ebrima"/>
       </a:majorFont>
       <a:minorFont>
-        <a:latin typeface="Cambria"/>
+        <a:latin typeface="Aptos" panose="02110004020202020204"/>
         <a:ea typeface=""/>
         <a:cs typeface=""/>
-        <a:font script="Jpan" typeface="ＭＳ 明朝"/>
+        <a:font script="Jpan" typeface="游明朝"/>
         <a:font script="Hang" typeface="맑은 고딕"/>
-        <a:font script="Hans" typeface="宋体"/>
+        <a:font script="Hans" typeface="等线"/>
         <a:font script="Hant" typeface="新細明體"/>
         <a:font script="Arab" typeface="Arial"/>
         <a:font script="Hebr" typeface="Arial"/>
@@ -1833,6 +1972,24 @@
         <a:font script="Mong" typeface="Mongolian Baiti"/>
         <a:font script="Viet" typeface="Arial"/>
         <a:font script="Uigh" typeface="Microsoft Uighur"/>
+        <a:font script="Geor" typeface="Sylfaen"/>
+        <a:font script="Armn" typeface="Arial"/>
+        <a:font script="Bugi" typeface="Leelawadee UI"/>
+        <a:font script="Bopo" typeface="Microsoft JhengHei"/>
+        <a:font script="Java" typeface="Javanese Text"/>
+        <a:font script="Lisu" typeface="Segoe UI"/>
+        <a:font script="Mymr" typeface="Myanmar Text"/>
+        <a:font script="Nkoo" typeface="Ebrima"/>
+        <a:font script="Olck" typeface="Nirmala UI"/>
+        <a:font script="Osma" typeface="Ebrima"/>
+        <a:font script="Phag" typeface="Phagspa"/>
+        <a:font script="Syrn" typeface="Estrangelo Edessa"/>
+        <a:font script="Syrj" typeface="Estrangelo Edessa"/>
+        <a:font script="Syre" typeface="Estrangelo Edessa"/>
+        <a:font script="Sora" typeface="Nirmala UI"/>
+        <a:font script="Tale" typeface="Microsoft Tai Le"/>
+        <a:font script="Talu" typeface="Microsoft New Tai Lue"/>
+        <a:font script="Tfng" typeface="Ebrima"/>
       </a:minorFont>
     </a:fontScheme>
     <a:fmtScheme name="Office">
@@ -1844,200 +2001,141 @@
           <a:gsLst>
             <a:gs pos="0">
               <a:schemeClr val="phClr">
-                <a:tint val="50000"/>
-                <a:satMod val="300000"/>
+                <a:lumMod val="110000"/>
+                <a:satMod val="105000"/>
+                <a:tint val="67000"/>
               </a:schemeClr>
             </a:gs>
-            <a:gs pos="35000">
+            <a:gs pos="50000">
               <a:schemeClr val="phClr">
-                <a:tint val="37000"/>
-                <a:satMod val="300000"/>
+                <a:lumMod val="105000"/>
+                <a:satMod val="103000"/>
+                <a:tint val="73000"/>
               </a:schemeClr>
             </a:gs>
             <a:gs pos="100000">
               <a:schemeClr val="phClr">
-                <a:tint val="15000"/>
-                <a:satMod val="350000"/>
+                <a:lumMod val="105000"/>
+                <a:satMod val="109000"/>
+                <a:tint val="81000"/>
               </a:schemeClr>
             </a:gs>
           </a:gsLst>
-          <a:lin ang="16200000" scaled="1"/>
+          <a:lin ang="5400000" scaled="0"/>
         </a:gradFill>
         <a:gradFill rotWithShape="1">
           <a:gsLst>
             <a:gs pos="0">
               <a:schemeClr val="phClr">
-                <a:tint val="100000"/>
+                <a:satMod val="103000"/>
+                <a:lumMod val="102000"/>
+                <a:tint val="94000"/>
+              </a:schemeClr>
+            </a:gs>
+            <a:gs pos="50000">
+              <a:schemeClr val="phClr">
+                <a:satMod val="110000"/>
+                <a:lumMod val="100000"/>
                 <a:shade val="100000"/>
-                <a:satMod val="130000"/>
               </a:schemeClr>
             </a:gs>
             <a:gs pos="100000">
               <a:schemeClr val="phClr">
-                <a:tint val="50000"/>
-                <a:shade val="100000"/>
-                <a:satMod val="350000"/>
+                <a:lumMod val="99000"/>
+                <a:satMod val="120000"/>
+                <a:shade val="78000"/>
               </a:schemeClr>
             </a:gs>
           </a:gsLst>
-          <a:lin ang="16200000" scaled="0"/>
+          <a:lin ang="5400000" scaled="0"/>
         </a:gradFill>
       </a:fillStyleLst>
       <a:lnStyleLst>
-        <a:ln w="9525" cap="flat" cmpd="sng" algn="ctr">
-          <a:solidFill>
-            <a:schemeClr val="phClr">
-              <a:shade val="95000"/>
-              <a:satMod val="105000"/>
-            </a:schemeClr>
-          </a:solidFill>
-          <a:prstDash val="solid"/>
-        </a:ln>
-        <a:ln w="25400" cap="flat" cmpd="sng" algn="ctr">
+        <a:ln w="6350" cap="flat" cmpd="sng" algn="ctr">
           <a:solidFill>
             <a:schemeClr val="phClr"/>
           </a:solidFill>
           <a:prstDash val="solid"/>
+          <a:miter lim="800000"/>
         </a:ln>
-        <a:ln w="38100" cap="flat" cmpd="sng" algn="ctr">
+        <a:ln w="12700" cap="flat" cmpd="sng" algn="ctr">
           <a:solidFill>
             <a:schemeClr val="phClr"/>
           </a:solidFill>
           <a:prstDash val="solid"/>
+          <a:miter lim="800000"/>
+        </a:ln>
+        <a:ln w="19050" cap="flat" cmpd="sng" algn="ctr">
+          <a:solidFill>
+            <a:schemeClr val="phClr"/>
+          </a:solidFill>
+          <a:prstDash val="solid"/>
+          <a:miter lim="800000"/>
         </a:ln>
       </a:lnStyleLst>
       <a:effectStyleLst>
         <a:effectStyle>
+          <a:effectLst/>
+        </a:effectStyle>
+        <a:effectStyle>
+          <a:effectLst/>
+        </a:effectStyle>
+        <a:effectStyle>
           <a:effectLst>
-            <a:outerShdw blurRad="40000" dist="20000" dir="5400000" rotWithShape="0">
+            <a:outerShdw blurRad="57150" dist="19050" dir="5400000" algn="ctr" rotWithShape="0">
               <a:srgbClr val="000000">
-                <a:alpha val="38000"/>
+                <a:alpha val="63000"/>
               </a:srgbClr>
             </a:outerShdw>
           </a:effectLst>
-        </a:effectStyle>
-        <a:effectStyle>
-          <a:effectLst>
-            <a:outerShdw blurRad="40000" dist="23000" dir="5400000" rotWithShape="0">
-              <a:srgbClr val="000000">
-                <a:alpha val="35000"/>
-              </a:srgbClr>
-            </a:outerShdw>
-          </a:effectLst>
-        </a:effectStyle>
-        <a:effectStyle>
-          <a:effectLst>
-            <a:outerShdw blurRad="40000" dist="23000" dir="5400000" rotWithShape="0">
-              <a:srgbClr val="000000">
-                <a:alpha val="35000"/>
-              </a:srgbClr>
-            </a:outerShdw>
-          </a:effectLst>
-          <a:scene3d>
-            <a:camera prst="orthographicFront">
-              <a:rot lat="0" lon="0" rev="0"/>
-            </a:camera>
-            <a:lightRig rig="threePt" dir="t">
-              <a:rot lat="0" lon="0" rev="1200000"/>
-            </a:lightRig>
-          </a:scene3d>
-          <a:sp3d>
-            <a:bevelT w="63500" h="25400"/>
-          </a:sp3d>
         </a:effectStyle>
       </a:effectStyleLst>
       <a:bgFillStyleLst>
         <a:solidFill>
           <a:schemeClr val="phClr"/>
         </a:solidFill>
+        <a:solidFill>
+          <a:schemeClr val="phClr">
+            <a:tint val="95000"/>
+            <a:satMod val="170000"/>
+          </a:schemeClr>
+        </a:solidFill>
         <a:gradFill rotWithShape="1">
           <a:gsLst>
             <a:gs pos="0">
               <a:schemeClr val="phClr">
-                <a:tint val="40000"/>
-                <a:satMod val="350000"/>
+                <a:tint val="93000"/>
+                <a:satMod val="150000"/>
+                <a:shade val="98000"/>
+                <a:lumMod val="102000"/>
               </a:schemeClr>
             </a:gs>
-            <a:gs pos="40000">
+            <a:gs pos="50000">
               <a:schemeClr val="phClr">
-                <a:tint val="45000"/>
-                <a:shade val="99000"/>
-                <a:satMod val="350000"/>
+                <a:tint val="98000"/>
+                <a:satMod val="130000"/>
+                <a:shade val="90000"/>
+                <a:lumMod val="103000"/>
               </a:schemeClr>
             </a:gs>
             <a:gs pos="100000">
               <a:schemeClr val="phClr">
-                <a:shade val="20000"/>
-                <a:satMod val="255000"/>
+                <a:shade val="63000"/>
+                <a:satMod val="120000"/>
               </a:schemeClr>
             </a:gs>
           </a:gsLst>
-          <a:path path="circle">
-            <a:fillToRect l="50000" t="-80000" r="50000" b="180000"/>
-          </a:path>
-        </a:gradFill>
-        <a:gradFill rotWithShape="1">
-          <a:gsLst>
-            <a:gs pos="0">
-              <a:schemeClr val="phClr">
-                <a:tint val="80000"/>
-                <a:satMod val="300000"/>
-              </a:schemeClr>
-            </a:gs>
-            <a:gs pos="100000">
-              <a:schemeClr val="phClr">
-                <a:shade val="30000"/>
-                <a:satMod val="200000"/>
-              </a:schemeClr>
-            </a:gs>
-          </a:gsLst>
-          <a:path path="circle">
-            <a:fillToRect l="50000" t="50000" r="50000" b="50000"/>
-          </a:path>
+          <a:lin ang="5400000" scaled="0"/>
         </a:gradFill>
       </a:bgFillStyleLst>
     </a:fmtScheme>
   </a:themeElements>
-  <a:objectDefaults>
-    <a:spDef>
-      <a:spPr/>
-      <a:bodyPr/>
-      <a:lstStyle/>
-      <a:style>
-        <a:lnRef idx="1">
-          <a:schemeClr val="accent1"/>
-        </a:lnRef>
-        <a:fillRef idx="3">
-          <a:schemeClr val="accent1"/>
-        </a:fillRef>
-        <a:effectRef idx="2">
-          <a:schemeClr val="accent1"/>
-        </a:effectRef>
-        <a:fontRef idx="minor">
-          <a:schemeClr val="lt1"/>
-        </a:fontRef>
-      </a:style>
-    </a:spDef>
-    <a:lnDef>
-      <a:spPr/>
-      <a:bodyPr/>
-      <a:lstStyle/>
-      <a:style>
-        <a:lnRef idx="2">
-          <a:schemeClr val="accent1"/>
-        </a:lnRef>
-        <a:fillRef idx="0">
-          <a:schemeClr val="accent1"/>
-        </a:fillRef>
-        <a:effectRef idx="1">
-          <a:schemeClr val="accent1"/>
-        </a:effectRef>
-        <a:fontRef idx="minor">
-          <a:schemeClr val="tx1"/>
-        </a:fontRef>
-      </a:style>
-    </a:lnDef>
-  </a:objectDefaults>
+  <a:objectDefaults/>
   <a:extraClrSchemeLst/>
+  <a:extLst>
+    <a:ext uri="{05A4C25C-085E-4340-85A3-A5531E510DB2}">
+      <thm15:themeFamily xmlns:thm15="http://schemas.microsoft.com/office/thememl/2012/main" name="Office Theme" id="{2E142A2C-CD16-42D6-873A-C26D2A0506FA}" vid="{1BDDFF52-6CD6-40A5-AB3C-68EB2F1E4D0A}"/>
+    </a:ext>
+  </a:extLst>
 </a:theme>
 </file>